--- a/Course 5 - Testing in a DevOps Lifecycle/Course 5 - Testing in a DevOps Lifecycle  - Day 11 24-07-2025.docx
+++ b/Course 5 - Testing in a DevOps Lifecycle/Course 5 - Testing in a DevOps Lifecycle  - Day 11 24-07-2025.docx
@@ -640,6 +640,945 @@
     </w:p>
     <w:p>
       <w:pPr>
+        <w:ind w:left="360"/>
+        <w:rPr>
+          <w:sz w:val="28"/>
+          <w:szCs w:val="28"/>
+        </w:rPr>
+      </w:pPr>
+    </w:p>
+    <w:p>
+      <w:pPr>
+        <w:ind w:left="360"/>
+        <w:rPr>
+          <w:sz w:val="28"/>
+          <w:szCs w:val="28"/>
+        </w:rPr>
+      </w:pPr>
+      <w:r>
+        <w:rPr>
+          <w:sz w:val="28"/>
+          <w:szCs w:val="28"/>
+        </w:rPr>
+        <w:t xml:space="preserve">Once you launch the instance </w:t>
+      </w:r>
+    </w:p>
+    <w:p>
+      <w:pPr>
+        <w:ind w:left="360"/>
+        <w:rPr>
+          <w:b/>
+          <w:bCs/>
+          <w:sz w:val="28"/>
+          <w:szCs w:val="28"/>
+        </w:rPr>
+      </w:pPr>
+      <w:proofErr w:type="spellStart"/>
+      <w:r>
+        <w:rPr>
+          <w:b/>
+          <w:bCs/>
+          <w:sz w:val="28"/>
+          <w:szCs w:val="28"/>
+        </w:rPr>
+        <w:t>sudo</w:t>
+      </w:r>
+      <w:proofErr w:type="spellEnd"/>
+      <w:r>
+        <w:rPr>
+          <w:b/>
+          <w:bCs/>
+          <w:sz w:val="28"/>
+          <w:szCs w:val="28"/>
+        </w:rPr>
+        <w:t xml:space="preserve"> yum install docker </w:t>
+      </w:r>
+    </w:p>
+    <w:p>
+      <w:pPr>
+        <w:ind w:left="360"/>
+        <w:rPr>
+          <w:b/>
+          <w:bCs/>
+          <w:sz w:val="28"/>
+          <w:szCs w:val="28"/>
+        </w:rPr>
+      </w:pPr>
+      <w:proofErr w:type="spellStart"/>
+      <w:r>
+        <w:rPr>
+          <w:b/>
+          <w:bCs/>
+          <w:sz w:val="28"/>
+          <w:szCs w:val="28"/>
+        </w:rPr>
+        <w:t>sudo</w:t>
+      </w:r>
+      <w:proofErr w:type="spellEnd"/>
+      <w:r>
+        <w:rPr>
+          <w:b/>
+          <w:bCs/>
+          <w:sz w:val="28"/>
+          <w:szCs w:val="28"/>
+        </w:rPr>
+        <w:t xml:space="preserve"> yum service docker start </w:t>
+      </w:r>
+    </w:p>
+    <w:p>
+      <w:pPr>
+        <w:ind w:left="360"/>
+        <w:rPr>
+          <w:b/>
+          <w:bCs/>
+          <w:sz w:val="28"/>
+          <w:szCs w:val="28"/>
+        </w:rPr>
+      </w:pPr>
+      <w:proofErr w:type="spellStart"/>
+      <w:r>
+        <w:rPr>
+          <w:b/>
+          <w:bCs/>
+          <w:sz w:val="28"/>
+          <w:szCs w:val="28"/>
+        </w:rPr>
+        <w:t>sudo</w:t>
+      </w:r>
+      <w:proofErr w:type="spellEnd"/>
+      <w:r>
+        <w:rPr>
+          <w:b/>
+          <w:bCs/>
+          <w:sz w:val="28"/>
+          <w:szCs w:val="28"/>
+        </w:rPr>
+        <w:t xml:space="preserve"> docker images </w:t>
+      </w:r>
+    </w:p>
+    <w:p>
+      <w:pPr>
+        <w:ind w:left="360"/>
+        <w:rPr>
+          <w:b/>
+          <w:bCs/>
+          <w:sz w:val="28"/>
+          <w:szCs w:val="28"/>
+        </w:rPr>
+      </w:pPr>
+      <w:proofErr w:type="spellStart"/>
+      <w:r>
+        <w:rPr>
+          <w:b/>
+          <w:bCs/>
+          <w:sz w:val="28"/>
+          <w:szCs w:val="28"/>
+        </w:rPr>
+        <w:t>sudo</w:t>
+      </w:r>
+      <w:proofErr w:type="spellEnd"/>
+      <w:r>
+        <w:rPr>
+          <w:b/>
+          <w:bCs/>
+          <w:sz w:val="28"/>
+          <w:szCs w:val="28"/>
+        </w:rPr>
+        <w:t xml:space="preserve"> docker run -d -p </w:t>
+      </w:r>
+      <w:proofErr w:type="spellStart"/>
+      <w:r>
+        <w:rPr>
+          <w:b/>
+          <w:bCs/>
+          <w:sz w:val="28"/>
+          <w:szCs w:val="28"/>
+        </w:rPr>
+        <w:t>portnumber</w:t>
+      </w:r>
+      <w:proofErr w:type="spellEnd"/>
+      <w:r>
+        <w:rPr>
+          <w:b/>
+          <w:bCs/>
+          <w:sz w:val="28"/>
+          <w:szCs w:val="28"/>
+        </w:rPr>
+        <w:t xml:space="preserve"> : </w:t>
+      </w:r>
+      <w:proofErr w:type="spellStart"/>
+      <w:r>
+        <w:rPr>
+          <w:b/>
+          <w:bCs/>
+          <w:sz w:val="28"/>
+          <w:szCs w:val="28"/>
+        </w:rPr>
+        <w:t>portNumber</w:t>
+      </w:r>
+      <w:proofErr w:type="spellEnd"/>
+      <w:r>
+        <w:rPr>
+          <w:b/>
+          <w:bCs/>
+          <w:sz w:val="28"/>
+          <w:szCs w:val="28"/>
+        </w:rPr>
+        <w:t xml:space="preserve"> </w:t>
+      </w:r>
+      <w:proofErr w:type="spellStart"/>
+      <w:r>
+        <w:rPr>
+          <w:b/>
+          <w:bCs/>
+          <w:sz w:val="28"/>
+          <w:szCs w:val="28"/>
+        </w:rPr>
+        <w:t>imageName:tag</w:t>
+      </w:r>
+      <w:proofErr w:type="spellEnd"/>
+      <w:r>
+        <w:rPr>
+          <w:b/>
+          <w:bCs/>
+          <w:sz w:val="28"/>
+          <w:szCs w:val="28"/>
+        </w:rPr>
+        <w:t xml:space="preserve"> </w:t>
+      </w:r>
+    </w:p>
+    <w:p>
+      <w:pPr>
+        <w:ind w:left="360"/>
+        <w:rPr>
+          <w:b/>
+          <w:bCs/>
+          <w:sz w:val="28"/>
+          <w:szCs w:val="28"/>
+        </w:rPr>
+      </w:pPr>
+      <w:proofErr w:type="spellStart"/>
+      <w:r>
+        <w:rPr>
+          <w:b/>
+          <w:bCs/>
+          <w:sz w:val="28"/>
+          <w:szCs w:val="28"/>
+        </w:rPr>
+        <w:t>sudo</w:t>
+      </w:r>
+      <w:proofErr w:type="spellEnd"/>
+      <w:r>
+        <w:rPr>
+          <w:b/>
+          <w:bCs/>
+          <w:sz w:val="28"/>
+          <w:szCs w:val="28"/>
+        </w:rPr>
+        <w:t xml:space="preserve"> docker </w:t>
+      </w:r>
+      <w:proofErr w:type="spellStart"/>
+      <w:r>
+        <w:rPr>
+          <w:b/>
+          <w:bCs/>
+          <w:sz w:val="28"/>
+          <w:szCs w:val="28"/>
+        </w:rPr>
+        <w:t>ps</w:t>
+      </w:r>
+      <w:proofErr w:type="spellEnd"/>
+      <w:r>
+        <w:rPr>
+          <w:b/>
+          <w:bCs/>
+          <w:sz w:val="28"/>
+          <w:szCs w:val="28"/>
+        </w:rPr>
+        <w:t xml:space="preserve"> </w:t>
+      </w:r>
+    </w:p>
+    <w:p>
+      <w:pPr>
+        <w:pBdr>
+          <w:bottom w:val="single" w:sz="6" w:space="1" w:color="auto"/>
+        </w:pBdr>
+        <w:ind w:left="360"/>
+        <w:rPr>
+          <w:sz w:val="28"/>
+          <w:szCs w:val="28"/>
+        </w:rPr>
+      </w:pPr>
+      <w:r>
+        <w:rPr>
+          <w:sz w:val="28"/>
+          <w:szCs w:val="28"/>
+        </w:rPr>
+        <w:t xml:space="preserve">open the browser </w:t>
+      </w:r>
+      <w:hyperlink r:id="rId6" w:history="1">
+        <w:r>
+          <w:rPr>
+            <w:rStyle w:val="Hyperlink"/>
+            <w:sz w:val="28"/>
+            <w:szCs w:val="28"/>
+          </w:rPr>
+          <w:t>http://publicIdAddress:portNumber</w:t>
+        </w:r>
+      </w:hyperlink>
+      <w:r>
+        <w:rPr>
+          <w:sz w:val="28"/>
+          <w:szCs w:val="28"/>
+        </w:rPr>
+        <w:t xml:space="preserve"> </w:t>
+      </w:r>
+    </w:p>
+    <w:p>
+      <w:pPr>
+        <w:ind w:left="360"/>
+        <w:rPr>
+          <w:sz w:val="28"/>
+          <w:szCs w:val="28"/>
+        </w:rPr>
+      </w:pPr>
+    </w:p>
+    <w:p>
+      <w:pPr>
+        <w:ind w:left="360"/>
+        <w:rPr>
+          <w:sz w:val="28"/>
+          <w:szCs w:val="28"/>
+        </w:rPr>
+      </w:pPr>
+      <w:r>
+        <w:rPr>
+          <w:sz w:val="28"/>
+          <w:szCs w:val="28"/>
+        </w:rPr>
+        <w:t xml:space="preserve">running more than one container on EC2 instance using docker compose </w:t>
+      </w:r>
+    </w:p>
+    <w:p>
+      <w:pPr>
+        <w:ind w:left="360"/>
+        <w:rPr>
+          <w:sz w:val="28"/>
+          <w:szCs w:val="28"/>
+        </w:rPr>
+      </w:pPr>
+    </w:p>
+    <w:p>
+      <w:pPr>
+        <w:ind w:left="360"/>
+        <w:rPr>
+          <w:sz w:val="28"/>
+          <w:szCs w:val="28"/>
+        </w:rPr>
+      </w:pPr>
+      <w:r>
+        <w:rPr>
+          <w:sz w:val="28"/>
+          <w:szCs w:val="28"/>
+        </w:rPr>
+        <w:t>Download the current stable release of Docker Compose</w:t>
+      </w:r>
+    </w:p>
+    <w:p>
+      <w:pPr>
+        <w:ind w:left="360"/>
+        <w:rPr>
+          <w:sz w:val="28"/>
+          <w:szCs w:val="28"/>
+        </w:rPr>
+      </w:pPr>
+    </w:p>
+    <w:p>
+      <w:pPr>
+        <w:ind w:left="360"/>
+        <w:rPr>
+          <w:b/>
+          <w:bCs/>
+          <w:sz w:val="28"/>
+          <w:szCs w:val="28"/>
+        </w:rPr>
+      </w:pPr>
+      <w:proofErr w:type="spellStart"/>
+      <w:r>
+        <w:rPr>
+          <w:b/>
+          <w:bCs/>
+          <w:sz w:val="28"/>
+          <w:szCs w:val="28"/>
+        </w:rPr>
+        <w:t>sudo</w:t>
+      </w:r>
+      <w:proofErr w:type="spellEnd"/>
+      <w:r>
+        <w:rPr>
+          <w:b/>
+          <w:bCs/>
+          <w:sz w:val="28"/>
+          <w:szCs w:val="28"/>
+        </w:rPr>
+        <w:t xml:space="preserve"> curl -L https://github.com/docker/compose/releases/latest/download/docker-compose-$(uname -s)-$(</w:t>
+      </w:r>
+      <w:proofErr w:type="spellStart"/>
+      <w:r>
+        <w:rPr>
+          <w:b/>
+          <w:bCs/>
+          <w:sz w:val="28"/>
+          <w:szCs w:val="28"/>
+        </w:rPr>
+        <w:t>uname</w:t>
+      </w:r>
+      <w:proofErr w:type="spellEnd"/>
+      <w:r>
+        <w:rPr>
+          <w:b/>
+          <w:bCs/>
+          <w:sz w:val="28"/>
+          <w:szCs w:val="28"/>
+        </w:rPr>
+        <w:t xml:space="preserve"> -m) -o /</w:t>
+      </w:r>
+      <w:proofErr w:type="spellStart"/>
+      <w:r>
+        <w:rPr>
+          <w:b/>
+          <w:bCs/>
+          <w:sz w:val="28"/>
+          <w:szCs w:val="28"/>
+        </w:rPr>
+        <w:t>usr</w:t>
+      </w:r>
+      <w:proofErr w:type="spellEnd"/>
+      <w:r>
+        <w:rPr>
+          <w:b/>
+          <w:bCs/>
+          <w:sz w:val="28"/>
+          <w:szCs w:val="28"/>
+        </w:rPr>
+        <w:t>/local/bin/docker-compose</w:t>
+      </w:r>
+    </w:p>
+    <w:p>
+      <w:pPr>
+        <w:ind w:left="360"/>
+        <w:rPr>
+          <w:sz w:val="28"/>
+          <w:szCs w:val="28"/>
+        </w:rPr>
+      </w:pPr>
+    </w:p>
+    <w:p>
+      <w:pPr>
+        <w:ind w:firstLine="360"/>
+        <w:rPr>
+          <w:sz w:val="28"/>
+          <w:szCs w:val="28"/>
+        </w:rPr>
+      </w:pPr>
+      <w:r>
+        <w:rPr>
+          <w:sz w:val="28"/>
+          <w:szCs w:val="28"/>
+        </w:rPr>
+        <w:t xml:space="preserve">Give the permission </w:t>
+      </w:r>
+    </w:p>
+    <w:p>
+      <w:pPr>
+        <w:ind w:firstLine="360"/>
+        <w:rPr>
+          <w:b/>
+          <w:bCs/>
+          <w:sz w:val="28"/>
+          <w:szCs w:val="28"/>
+        </w:rPr>
+      </w:pPr>
+      <w:proofErr w:type="spellStart"/>
+      <w:r>
+        <w:rPr>
+          <w:b/>
+          <w:bCs/>
+          <w:sz w:val="28"/>
+          <w:szCs w:val="28"/>
+        </w:rPr>
+        <w:t>sudo</w:t>
+      </w:r>
+      <w:proofErr w:type="spellEnd"/>
+      <w:r>
+        <w:rPr>
+          <w:b/>
+          <w:bCs/>
+          <w:sz w:val="28"/>
+          <w:szCs w:val="28"/>
+        </w:rPr>
+        <w:t xml:space="preserve"> chmod +x /</w:t>
+      </w:r>
+      <w:proofErr w:type="spellStart"/>
+      <w:r>
+        <w:rPr>
+          <w:b/>
+          <w:bCs/>
+          <w:sz w:val="28"/>
+          <w:szCs w:val="28"/>
+        </w:rPr>
+        <w:t>usr</w:t>
+      </w:r>
+      <w:proofErr w:type="spellEnd"/>
+      <w:r>
+        <w:rPr>
+          <w:b/>
+          <w:bCs/>
+          <w:sz w:val="28"/>
+          <w:szCs w:val="28"/>
+        </w:rPr>
+        <w:t>/local/bin/docker-compose</w:t>
+      </w:r>
+    </w:p>
+    <w:p>
+      <w:pPr>
+        <w:ind w:left="360"/>
+        <w:rPr>
+          <w:sz w:val="28"/>
+          <w:szCs w:val="28"/>
+        </w:rPr>
+      </w:pPr>
+    </w:p>
+    <w:p>
+      <w:pPr>
+        <w:ind w:left="360"/>
+        <w:rPr>
+          <w:b/>
+          <w:bCs/>
+          <w:sz w:val="28"/>
+          <w:szCs w:val="28"/>
+        </w:rPr>
+      </w:pPr>
+      <w:proofErr w:type="spellStart"/>
+      <w:r>
+        <w:rPr>
+          <w:b/>
+          <w:bCs/>
+          <w:sz w:val="28"/>
+          <w:szCs w:val="28"/>
+        </w:rPr>
+        <w:t>sudo</w:t>
+      </w:r>
+      <w:proofErr w:type="spellEnd"/>
+      <w:r>
+        <w:rPr>
+          <w:b/>
+          <w:bCs/>
+          <w:sz w:val="28"/>
+          <w:szCs w:val="28"/>
+        </w:rPr>
+        <w:t xml:space="preserve"> docker-compose -version </w:t>
+      </w:r>
+    </w:p>
+    <w:p>
+      <w:pPr>
+        <w:ind w:left="360"/>
+        <w:rPr>
+          <w:sz w:val="28"/>
+          <w:szCs w:val="28"/>
+        </w:rPr>
+      </w:pPr>
+    </w:p>
+    <w:p>
+      <w:pPr>
+        <w:ind w:left="360"/>
+        <w:rPr>
+          <w:sz w:val="28"/>
+          <w:szCs w:val="28"/>
+        </w:rPr>
+      </w:pPr>
+    </w:p>
+    <w:p>
+      <w:pPr>
+        <w:ind w:left="360"/>
+        <w:rPr>
+          <w:sz w:val="28"/>
+          <w:szCs w:val="28"/>
+        </w:rPr>
+      </w:pPr>
+    </w:p>
+    <w:p>
+      <w:pPr>
+        <w:ind w:left="360"/>
+        <w:rPr>
+          <w:b/>
+          <w:bCs/>
+          <w:sz w:val="28"/>
+          <w:szCs w:val="28"/>
+        </w:rPr>
+      </w:pPr>
+      <w:r>
+        <w:rPr>
+          <w:b/>
+          <w:bCs/>
+          <w:sz w:val="28"/>
+          <w:szCs w:val="28"/>
+        </w:rPr>
+        <w:lastRenderedPageBreak/>
+        <w:t xml:space="preserve">Course end project </w:t>
+      </w:r>
+    </w:p>
+    <w:p>
+      <w:pPr>
+        <w:pStyle w:val="ListParagraph"/>
+        <w:numPr>
+          <w:ilvl w:val="0"/>
+          <w:numId w:val="12"/>
+        </w:numPr>
+        <w:rPr>
+          <w:sz w:val="28"/>
+          <w:szCs w:val="28"/>
+        </w:rPr>
+      </w:pPr>
+      <w:r>
+        <w:rPr>
+          <w:sz w:val="28"/>
+          <w:szCs w:val="28"/>
+        </w:rPr>
+        <w:t xml:space="preserve">In local machine create spring boot project with starter as web as </w:t>
+      </w:r>
+      <w:proofErr w:type="spellStart"/>
+      <w:r>
+        <w:rPr>
+          <w:sz w:val="28"/>
+          <w:szCs w:val="28"/>
+        </w:rPr>
+        <w:t>thymeleaf</w:t>
+      </w:r>
+      <w:proofErr w:type="spellEnd"/>
+      <w:r>
+        <w:rPr>
+          <w:sz w:val="28"/>
+          <w:szCs w:val="28"/>
+        </w:rPr>
+        <w:t xml:space="preserve">. </w:t>
+      </w:r>
+    </w:p>
+    <w:p>
+      <w:pPr>
+        <w:pStyle w:val="ListParagraph"/>
+        <w:numPr>
+          <w:ilvl w:val="0"/>
+          <w:numId w:val="12"/>
+        </w:numPr>
+        <w:rPr>
+          <w:sz w:val="28"/>
+          <w:szCs w:val="28"/>
+        </w:rPr>
+      </w:pPr>
+      <w:r>
+        <w:rPr>
+          <w:sz w:val="28"/>
+          <w:szCs w:val="28"/>
+        </w:rPr>
+        <w:t>Create simple index.html page with your name or any other static content. Spring boot must be run on any other port apart from 8080.</w:t>
+      </w:r>
+    </w:p>
+    <w:p>
+      <w:pPr>
+        <w:pStyle w:val="ListParagraph"/>
+        <w:numPr>
+          <w:ilvl w:val="0"/>
+          <w:numId w:val="12"/>
+        </w:numPr>
+        <w:rPr>
+          <w:sz w:val="28"/>
+          <w:szCs w:val="28"/>
+        </w:rPr>
+      </w:pPr>
+      <w:r>
+        <w:rPr>
+          <w:sz w:val="28"/>
+          <w:szCs w:val="28"/>
+        </w:rPr>
+        <w:t xml:space="preserve">Then push this code in git hub account. </w:t>
+      </w:r>
+    </w:p>
+    <w:p>
+      <w:pPr>
+        <w:pStyle w:val="ListParagraph"/>
+        <w:numPr>
+          <w:ilvl w:val="0"/>
+          <w:numId w:val="12"/>
+        </w:numPr>
+        <w:rPr>
+          <w:sz w:val="28"/>
+          <w:szCs w:val="28"/>
+        </w:rPr>
+      </w:pPr>
+      <w:r>
+        <w:rPr>
+          <w:sz w:val="28"/>
+          <w:szCs w:val="28"/>
+        </w:rPr>
+        <w:t xml:space="preserve">Then launch EC2 instance </w:t>
+      </w:r>
+    </w:p>
+    <w:p>
+      <w:pPr>
+        <w:pStyle w:val="ListParagraph"/>
+        <w:numPr>
+          <w:ilvl w:val="0"/>
+          <w:numId w:val="12"/>
+        </w:numPr>
+        <w:rPr>
+          <w:sz w:val="28"/>
+          <w:szCs w:val="28"/>
+        </w:rPr>
+      </w:pPr>
+      <w:r>
+        <w:rPr>
+          <w:sz w:val="28"/>
+          <w:szCs w:val="28"/>
+        </w:rPr>
+        <w:t>Open port number (all TCP).</w:t>
+      </w:r>
+    </w:p>
+    <w:p>
+      <w:pPr>
+        <w:pStyle w:val="ListParagraph"/>
+        <w:numPr>
+          <w:ilvl w:val="0"/>
+          <w:numId w:val="12"/>
+        </w:numPr>
+        <w:rPr>
+          <w:sz w:val="28"/>
+          <w:szCs w:val="28"/>
+        </w:rPr>
+      </w:pPr>
+      <w:r>
+        <w:rPr>
+          <w:sz w:val="28"/>
+          <w:szCs w:val="28"/>
+        </w:rPr>
+        <w:t xml:space="preserve">Then install docker on EC2 instance </w:t>
+      </w:r>
+    </w:p>
+    <w:p>
+      <w:pPr>
+        <w:pStyle w:val="ListParagraph"/>
+        <w:numPr>
+          <w:ilvl w:val="0"/>
+          <w:numId w:val="12"/>
+        </w:numPr>
+        <w:rPr>
+          <w:sz w:val="28"/>
+          <w:szCs w:val="28"/>
+        </w:rPr>
+      </w:pPr>
+      <w:r>
+        <w:rPr>
+          <w:sz w:val="28"/>
+          <w:szCs w:val="28"/>
+        </w:rPr>
+        <w:t xml:space="preserve">Then run Jenkin image </w:t>
+      </w:r>
+    </w:p>
+    <w:p>
+      <w:pPr>
+        <w:pStyle w:val="ListParagraph"/>
+        <w:numPr>
+          <w:ilvl w:val="0"/>
+          <w:numId w:val="12"/>
+        </w:numPr>
+        <w:rPr>
+          <w:sz w:val="28"/>
+          <w:szCs w:val="28"/>
+        </w:rPr>
+      </w:pPr>
+      <w:proofErr w:type="spellStart"/>
+      <w:r>
+        <w:rPr>
+          <w:sz w:val="28"/>
+          <w:szCs w:val="28"/>
+        </w:rPr>
+        <w:t>sudo</w:t>
+      </w:r>
+      <w:proofErr w:type="spellEnd"/>
+      <w:r>
+        <w:rPr>
+          <w:sz w:val="28"/>
+          <w:szCs w:val="28"/>
+        </w:rPr>
+        <w:t xml:space="preserve"> </w:t>
+      </w:r>
+      <w:r>
+        <w:rPr>
+          <w:sz w:val="28"/>
+          <w:szCs w:val="28"/>
+        </w:rPr>
+        <w:t>docker run -p 8080:8080 -p 50000:50000 --restart=on-failure </w:t>
+      </w:r>
+      <w:proofErr w:type="spellStart"/>
+      <w:r>
+        <w:rPr>
+          <w:sz w:val="28"/>
+          <w:szCs w:val="28"/>
+        </w:rPr>
+        <w:t>jenkins</w:t>
+      </w:r>
+      <w:proofErr w:type="spellEnd"/>
+      <w:r>
+        <w:rPr>
+          <w:sz w:val="28"/>
+          <w:szCs w:val="28"/>
+        </w:rPr>
+        <w:t>/jenkins:lts-jdk17</w:t>
+      </w:r>
+    </w:p>
+    <w:p>
+      <w:pPr>
+        <w:pStyle w:val="ListParagraph"/>
+        <w:numPr>
+          <w:ilvl w:val="0"/>
+          <w:numId w:val="12"/>
+        </w:numPr>
+        <w:rPr>
+          <w:sz w:val="28"/>
+          <w:szCs w:val="28"/>
+        </w:rPr>
+      </w:pPr>
+      <w:r>
+        <w:rPr>
+          <w:sz w:val="28"/>
+          <w:szCs w:val="28"/>
+        </w:rPr>
+        <w:t xml:space="preserve">open the browser </w:t>
+      </w:r>
+      <w:hyperlink r:id="rId7" w:history="1">
+        <w:r>
+          <w:rPr>
+            <w:rStyle w:val="Hyperlink"/>
+            <w:sz w:val="28"/>
+            <w:szCs w:val="28"/>
+          </w:rPr>
+          <w:t>http://publicIPAddress:8080</w:t>
+        </w:r>
+      </w:hyperlink>
+    </w:p>
+    <w:p>
+      <w:pPr>
+        <w:pStyle w:val="ListParagraph"/>
+        <w:numPr>
+          <w:ilvl w:val="0"/>
+          <w:numId w:val="12"/>
+        </w:numPr>
+        <w:rPr>
+          <w:sz w:val="28"/>
+          <w:szCs w:val="28"/>
+        </w:rPr>
+      </w:pPr>
+      <w:r>
+        <w:rPr>
+          <w:sz w:val="28"/>
+          <w:szCs w:val="28"/>
+        </w:rPr>
+        <w:t xml:space="preserve"> configure maven tool </w:t>
+      </w:r>
+    </w:p>
+    <w:p>
+      <w:pPr>
+        <w:pStyle w:val="ListParagraph"/>
+        <w:numPr>
+          <w:ilvl w:val="0"/>
+          <w:numId w:val="12"/>
+        </w:numPr>
+        <w:rPr>
+          <w:sz w:val="28"/>
+          <w:szCs w:val="28"/>
+        </w:rPr>
+      </w:pPr>
+      <w:r>
+        <w:rPr>
+          <w:sz w:val="28"/>
+          <w:szCs w:val="28"/>
+        </w:rPr>
+        <w:t xml:space="preserve">create </w:t>
+      </w:r>
+      <w:proofErr w:type="spellStart"/>
+      <w:r>
+        <w:rPr>
+          <w:sz w:val="28"/>
+          <w:szCs w:val="28"/>
+        </w:rPr>
+        <w:t>jenkin</w:t>
+      </w:r>
+      <w:proofErr w:type="spellEnd"/>
+      <w:r>
+        <w:rPr>
+          <w:sz w:val="28"/>
+          <w:szCs w:val="28"/>
+        </w:rPr>
+        <w:t xml:space="preserve"> job or pipeline job </w:t>
+      </w:r>
+    </w:p>
+    <w:p>
+      <w:pPr>
+        <w:pStyle w:val="ListParagraph"/>
+        <w:numPr>
+          <w:ilvl w:val="0"/>
+          <w:numId w:val="12"/>
+        </w:numPr>
+        <w:rPr>
+          <w:sz w:val="28"/>
+          <w:szCs w:val="28"/>
+        </w:rPr>
+      </w:pPr>
+      <w:r>
+        <w:rPr>
+          <w:sz w:val="28"/>
+          <w:szCs w:val="28"/>
+        </w:rPr>
+        <w:t xml:space="preserve">build maven project. </w:t>
+      </w:r>
+    </w:p>
+    <w:p>
+      <w:pPr>
+        <w:ind w:left="360"/>
+        <w:rPr>
+          <w:sz w:val="28"/>
+          <w:szCs w:val="28"/>
+        </w:rPr>
+      </w:pPr>
+    </w:p>
+    <w:p>
+      <w:pPr>
+        <w:ind w:left="360"/>
+        <w:rPr>
+          <w:sz w:val="28"/>
+          <w:szCs w:val="28"/>
+        </w:rPr>
+      </w:pPr>
+    </w:p>
+    <w:p>
+      <w:pPr>
+        <w:ind w:left="360"/>
+        <w:rPr>
+          <w:sz w:val="28"/>
+          <w:szCs w:val="28"/>
+        </w:rPr>
+      </w:pPr>
+      <w:r>
+        <w:rPr>
+          <w:sz w:val="28"/>
+          <w:szCs w:val="28"/>
+        </w:rPr>
+        <w:t xml:space="preserve"> </w:t>
+      </w:r>
+    </w:p>
+    <w:p>
+      <w:pPr>
+        <w:ind w:left="360"/>
         <w:rPr>
           <w:sz w:val="28"/>
           <w:szCs w:val="28"/>
@@ -1020,6 +1959,95 @@
     </w:lvl>
   </w:abstractNum>
   <w:abstractNum w:abstractNumId="2" w15:restartNumberingAfterBreak="0">
+    <w:nsid w:val="08A97936"/>
+    <w:multiLevelType w:val="hybridMultilevel"/>
+    <w:tmpl w:val="5AF6EC9C"/>
+    <w:lvl w:ilvl="0" w:tplc="4009000F">
+      <w:start w:val="1"/>
+      <w:numFmt w:val="decimal"/>
+      <w:lvlText w:val="%1."/>
+      <w:lvlJc w:val="left"/>
+      <w:pPr>
+        <w:ind w:left="720" w:hanging="360"/>
+      </w:pPr>
+      <w:rPr>
+        <w:rFonts w:hint="default"/>
+      </w:rPr>
+    </w:lvl>
+    <w:lvl w:ilvl="1" w:tplc="40090019" w:tentative="1">
+      <w:start w:val="1"/>
+      <w:numFmt w:val="lowerLetter"/>
+      <w:lvlText w:val="%2."/>
+      <w:lvlJc w:val="left"/>
+      <w:pPr>
+        <w:ind w:left="1440" w:hanging="360"/>
+      </w:pPr>
+    </w:lvl>
+    <w:lvl w:ilvl="2" w:tplc="4009001B" w:tentative="1">
+      <w:start w:val="1"/>
+      <w:numFmt w:val="lowerRoman"/>
+      <w:lvlText w:val="%3."/>
+      <w:lvlJc w:val="right"/>
+      <w:pPr>
+        <w:ind w:left="2160" w:hanging="180"/>
+      </w:pPr>
+    </w:lvl>
+    <w:lvl w:ilvl="3" w:tplc="4009000F" w:tentative="1">
+      <w:start w:val="1"/>
+      <w:numFmt w:val="decimal"/>
+      <w:lvlText w:val="%4."/>
+      <w:lvlJc w:val="left"/>
+      <w:pPr>
+        <w:ind w:left="2880" w:hanging="360"/>
+      </w:pPr>
+    </w:lvl>
+    <w:lvl w:ilvl="4" w:tplc="40090019" w:tentative="1">
+      <w:start w:val="1"/>
+      <w:numFmt w:val="lowerLetter"/>
+      <w:lvlText w:val="%5."/>
+      <w:lvlJc w:val="left"/>
+      <w:pPr>
+        <w:ind w:left="3600" w:hanging="360"/>
+      </w:pPr>
+    </w:lvl>
+    <w:lvl w:ilvl="5" w:tplc="4009001B" w:tentative="1">
+      <w:start w:val="1"/>
+      <w:numFmt w:val="lowerRoman"/>
+      <w:lvlText w:val="%6."/>
+      <w:lvlJc w:val="right"/>
+      <w:pPr>
+        <w:ind w:left="4320" w:hanging="180"/>
+      </w:pPr>
+    </w:lvl>
+    <w:lvl w:ilvl="6" w:tplc="4009000F" w:tentative="1">
+      <w:start w:val="1"/>
+      <w:numFmt w:val="decimal"/>
+      <w:lvlText w:val="%7."/>
+      <w:lvlJc w:val="left"/>
+      <w:pPr>
+        <w:ind w:left="5040" w:hanging="360"/>
+      </w:pPr>
+    </w:lvl>
+    <w:lvl w:ilvl="7" w:tplc="40090019" w:tentative="1">
+      <w:start w:val="1"/>
+      <w:numFmt w:val="lowerLetter"/>
+      <w:lvlText w:val="%8."/>
+      <w:lvlJc w:val="left"/>
+      <w:pPr>
+        <w:ind w:left="5760" w:hanging="360"/>
+      </w:pPr>
+    </w:lvl>
+    <w:lvl w:ilvl="8" w:tplc="4009001B" w:tentative="1">
+      <w:start w:val="1"/>
+      <w:numFmt w:val="lowerRoman"/>
+      <w:lvlText w:val="%9."/>
+      <w:lvlJc w:val="right"/>
+      <w:pPr>
+        <w:ind w:left="6480" w:hanging="180"/>
+      </w:pPr>
+    </w:lvl>
+  </w:abstractNum>
+  <w:abstractNum w:abstractNumId="3" w15:restartNumberingAfterBreak="0">
     <w:nsid w:val="1ADB6E6B"/>
     <w:multiLevelType w:val="hybridMultilevel"/>
     <w:tmpl w:val="F7E23DA0"/>
@@ -1108,7 +2136,7 @@
       </w:pPr>
     </w:lvl>
   </w:abstractNum>
-  <w:abstractNum w:abstractNumId="3" w15:restartNumberingAfterBreak="0">
+  <w:abstractNum w:abstractNumId="4" w15:restartNumberingAfterBreak="0">
     <w:nsid w:val="233C68AA"/>
     <w:multiLevelType w:val="hybridMultilevel"/>
     <w:tmpl w:val="927ACF76"/>
@@ -1197,7 +2225,7 @@
       </w:pPr>
     </w:lvl>
   </w:abstractNum>
-  <w:abstractNum w:abstractNumId="4" w15:restartNumberingAfterBreak="0">
+  <w:abstractNum w:abstractNumId="5" w15:restartNumberingAfterBreak="0">
     <w:nsid w:val="31F36AC0"/>
     <w:multiLevelType w:val="hybridMultilevel"/>
     <w:tmpl w:val="9A4E30DE"/>
@@ -1286,7 +2314,7 @@
       </w:pPr>
     </w:lvl>
   </w:abstractNum>
-  <w:abstractNum w:abstractNumId="5" w15:restartNumberingAfterBreak="0">
+  <w:abstractNum w:abstractNumId="6" w15:restartNumberingAfterBreak="0">
     <w:nsid w:val="36AB78C4"/>
     <w:multiLevelType w:val="hybridMultilevel"/>
     <w:tmpl w:val="992EF408"/>
@@ -1375,7 +2403,7 @@
       </w:pPr>
     </w:lvl>
   </w:abstractNum>
-  <w:abstractNum w:abstractNumId="6" w15:restartNumberingAfterBreak="0">
+  <w:abstractNum w:abstractNumId="7" w15:restartNumberingAfterBreak="0">
     <w:nsid w:val="3D7D2960"/>
     <w:multiLevelType w:val="hybridMultilevel"/>
     <w:tmpl w:val="85E8B84A"/>
@@ -1464,7 +2492,7 @@
       </w:pPr>
     </w:lvl>
   </w:abstractNum>
-  <w:abstractNum w:abstractNumId="7" w15:restartNumberingAfterBreak="0">
+  <w:abstractNum w:abstractNumId="8" w15:restartNumberingAfterBreak="0">
     <w:nsid w:val="459C239C"/>
     <w:multiLevelType w:val="hybridMultilevel"/>
     <w:tmpl w:val="E0AEF2C8"/>
@@ -1553,7 +2581,7 @@
       </w:pPr>
     </w:lvl>
   </w:abstractNum>
-  <w:abstractNum w:abstractNumId="8" w15:restartNumberingAfterBreak="0">
+  <w:abstractNum w:abstractNumId="9" w15:restartNumberingAfterBreak="0">
     <w:nsid w:val="7AE040DB"/>
     <w:multiLevelType w:val="hybridMultilevel"/>
     <w:tmpl w:val="17D6DC6A"/>
@@ -1642,7 +2670,7 @@
       </w:pPr>
     </w:lvl>
   </w:abstractNum>
-  <w:abstractNum w:abstractNumId="9" w15:restartNumberingAfterBreak="0">
+  <w:abstractNum w:abstractNumId="10" w15:restartNumberingAfterBreak="0">
     <w:nsid w:val="7BEA0D4F"/>
     <w:multiLevelType w:val="hybridMultilevel"/>
     <w:tmpl w:val="976C9C4C"/>
@@ -1731,7 +2759,7 @@
       </w:pPr>
     </w:lvl>
   </w:abstractNum>
-  <w:abstractNum w:abstractNumId="10" w15:restartNumberingAfterBreak="0">
+  <w:abstractNum w:abstractNumId="11" w15:restartNumberingAfterBreak="0">
     <w:nsid w:val="7E3B5F2A"/>
     <w:multiLevelType w:val="hybridMultilevel"/>
     <w:tmpl w:val="770479BA"/>
@@ -1821,37 +2849,40 @@
     </w:lvl>
   </w:abstractNum>
   <w:num w:numId="1" w16cid:durableId="893077256">
-    <w:abstractNumId w:val="9"/>
+    <w:abstractNumId w:val="10"/>
   </w:num>
   <w:num w:numId="2" w16cid:durableId="986671573">
     <w:abstractNumId w:val="1"/>
   </w:num>
   <w:num w:numId="3" w16cid:durableId="1468014093">
+    <w:abstractNumId w:val="9"/>
+  </w:num>
+  <w:num w:numId="4" w16cid:durableId="915242340">
+    <w:abstractNumId w:val="7"/>
+  </w:num>
+  <w:num w:numId="5" w16cid:durableId="454101844">
+    <w:abstractNumId w:val="4"/>
+  </w:num>
+  <w:num w:numId="6" w16cid:durableId="438450861">
     <w:abstractNumId w:val="8"/>
   </w:num>
-  <w:num w:numId="4" w16cid:durableId="915242340">
-    <w:abstractNumId w:val="6"/>
+  <w:num w:numId="7" w16cid:durableId="755981052">
+    <w:abstractNumId w:val="5"/>
   </w:num>
-  <w:num w:numId="5" w16cid:durableId="454101844">
+  <w:num w:numId="8" w16cid:durableId="320892891">
     <w:abstractNumId w:val="3"/>
   </w:num>
-  <w:num w:numId="6" w16cid:durableId="438450861">
-    <w:abstractNumId w:val="7"/>
-  </w:num>
-  <w:num w:numId="7" w16cid:durableId="755981052">
-    <w:abstractNumId w:val="4"/>
-  </w:num>
-  <w:num w:numId="8" w16cid:durableId="320892891">
-    <w:abstractNumId w:val="2"/>
-  </w:num>
   <w:num w:numId="9" w16cid:durableId="1592159901">
-    <w:abstractNumId w:val="5"/>
+    <w:abstractNumId w:val="6"/>
   </w:num>
   <w:num w:numId="10" w16cid:durableId="486089634">
     <w:abstractNumId w:val="0"/>
   </w:num>
   <w:num w:numId="11" w16cid:durableId="1336882370">
-    <w:abstractNumId w:val="10"/>
+    <w:abstractNumId w:val="11"/>
+  </w:num>
+  <w:num w:numId="12" w16cid:durableId="117647623">
+    <w:abstractNumId w:val="2"/>
   </w:num>
 </w:numbering>
 </file>
@@ -2459,7 +3490,6 @@
   <w:style w:type="character" w:default="1" w:styleId="DefaultParagraphFont">
     <w:name w:val="Default Paragraph Font"/>
     <w:uiPriority w:val="1"/>
-    <w:semiHidden/>
     <w:unhideWhenUsed/>
   </w:style>
   <w:style w:type="table" w:default="1" w:styleId="TableNormal">
